--- a/por/docx/021.content.docx
+++ b/por/docx/021.content.docx
@@ -572,186 +572,138 @@
           <w:lang w:val="pt_PT" w:bidi="pt_PT"/>
         </w:rPr>
       </w:r>
-      <w:hyperlink r:id="rId13">
-        <w:r>
-          <w:rPr>
-            <w:lang w:val="pt_PT" w:bidi="pt_PT"/>
-          </w:rPr>
-          <w:rPr>
-            <w:color w:val="0000EE"/>
-            <w:u w:val="single"/>
-          </w:rPr>
-          <w:t>2 Pedro 3.3–4</w:t>
-        </w:r>
-      </w:hyperlink>
-    </w:p>
-    <w:p>
-      <w:pPr>
-        <w:pStyle w:val="ListBullet"/>
-        <w:spacing w:line="240" w:lineRule="auto"/>
-        <w:ind w:left="720"/>
-      </w:pPr>
-      <w:r>
-        <w:rPr>
-          <w:lang w:val="pt_PT" w:bidi="pt_PT"/>
-        </w:rPr>
-      </w:r>
-      <w:hyperlink r:id="rId14">
-        <w:r>
-          <w:rPr>
-            <w:lang w:val="pt_PT" w:bidi="pt_PT"/>
-          </w:rPr>
-          <w:rPr>
-            <w:color w:val="0000EE"/>
-            <w:u w:val="single"/>
-          </w:rPr>
-          <w:t>Daniel 10.14–15</w:t>
-        </w:r>
-      </w:hyperlink>
-    </w:p>
-    <w:p>
-      <w:pPr>
-        <w:pStyle w:val="ListBullet"/>
-        <w:spacing w:line="240" w:lineRule="auto"/>
-        <w:ind w:left="720"/>
-      </w:pPr>
-      <w:r>
-        <w:rPr>
-          <w:lang w:val="pt_PT" w:bidi="pt_PT"/>
-        </w:rPr>
-      </w:r>
-      <w:hyperlink r:id="rId15">
-        <w:r>
-          <w:rPr>
-            <w:lang w:val="pt_PT" w:bidi="pt_PT"/>
-          </w:rPr>
-          <w:rPr>
-            <w:color w:val="0000EE"/>
-            <w:u w:val="single"/>
-          </w:rPr>
-          <w:t>Hebreus 1.2</w:t>
-        </w:r>
-      </w:hyperlink>
-    </w:p>
-    <w:p>
-      <w:pPr>
-        <w:pStyle w:val="ListBullet"/>
-        <w:spacing w:line="240" w:lineRule="auto"/>
-        <w:ind w:left="720"/>
-      </w:pPr>
-      <w:r>
-        <w:rPr>
-          <w:lang w:val="pt_PT" w:bidi="pt_PT"/>
-        </w:rPr>
-      </w:r>
-      <w:hyperlink r:id="rId16">
-        <w:r>
-          <w:rPr>
-            <w:lang w:val="pt_PT" w:bidi="pt_PT"/>
-          </w:rPr>
-          <w:rPr>
-            <w:color w:val="0000EE"/>
-            <w:u w:val="single"/>
-          </w:rPr>
-          <w:t>Isaías 2.2</w:t>
-        </w:r>
-      </w:hyperlink>
-    </w:p>
-    <w:p>
-      <w:pPr>
-        <w:pStyle w:val="ListBullet"/>
-        <w:spacing w:line="240" w:lineRule="auto"/>
-        <w:ind w:left="720"/>
-      </w:pPr>
-      <w:r>
-        <w:rPr>
-          <w:lang w:val="pt_PT" w:bidi="pt_PT"/>
-        </w:rPr>
-      </w:r>
-      <w:hyperlink r:id="rId17">
-        <w:r>
-          <w:rPr>
-            <w:lang w:val="pt_PT" w:bidi="pt_PT"/>
-          </w:rPr>
-          <w:rPr>
-            <w:color w:val="0000EE"/>
-            <w:u w:val="single"/>
-          </w:rPr>
-          <w:t>Tiago 5.3</w:t>
-        </w:r>
-      </w:hyperlink>
-    </w:p>
-    <w:p>
-      <w:pPr>
-        <w:pStyle w:val="ListBullet"/>
-        <w:spacing w:line="240" w:lineRule="auto"/>
-        <w:ind w:left="720"/>
-      </w:pPr>
-      <w:r>
-        <w:rPr>
-          <w:lang w:val="pt_PT" w:bidi="pt_PT"/>
-        </w:rPr>
-      </w:r>
-      <w:hyperlink r:id="rId18">
-        <w:r>
-          <w:rPr>
-            <w:lang w:val="pt_PT" w:bidi="pt_PT"/>
-          </w:rPr>
-          <w:rPr>
-            <w:color w:val="0000EE"/>
-            <w:u w:val="single"/>
-          </w:rPr>
-          <w:t>Jeremias 23.19–20</w:t>
-        </w:r>
-      </w:hyperlink>
-    </w:p>
-    <w:p>
-      <w:pPr>
-        <w:pStyle w:val="ListBullet"/>
-        <w:spacing w:line="240" w:lineRule="auto"/>
-        <w:ind w:left="720"/>
-      </w:pPr>
-      <w:r>
-        <w:rPr>
-          <w:lang w:val="pt_PT" w:bidi="pt_PT"/>
-        </w:rPr>
-      </w:r>
-      <w:hyperlink r:id="rId19">
-        <w:r>
-          <w:rPr>
-            <w:lang w:val="pt_PT" w:bidi="pt_PT"/>
-          </w:rPr>
-          <w:rPr>
-            <w:color w:val="0000EE"/>
-            <w:u w:val="single"/>
-          </w:rPr>
-          <w:t>João 11.24–26</w:t>
-        </w:r>
-      </w:hyperlink>
-    </w:p>
-    <w:p>
-      <w:pPr>
-        <w:pStyle w:val="ListBullet"/>
-        <w:spacing w:line="240" w:lineRule="auto"/>
-        <w:ind w:left="720"/>
-      </w:pPr>
-      <w:r>
-        <w:rPr>
-          <w:lang w:val="pt_PT" w:bidi="pt_PT"/>
-        </w:rPr>
-      </w:r>
-      <w:hyperlink r:id="rId20">
-        <w:r>
-          <w:rPr>
-            <w:lang w:val="pt_PT" w:bidi="pt_PT"/>
-          </w:rPr>
-          <w:rPr>
-            <w:color w:val="0000EE"/>
-            <w:u w:val="single"/>
-          </w:rPr>
-          <w:t>Miquéias 4.1</w:t>
-        </w:r>
-      </w:hyperlink>
+      <w:r>
+        <w:rPr>
+          <w:lang w:val="pt_PT" w:bidi="pt_PT"/>
+        </w:rPr>
+        <w:t>2 Pedro 3.3–4</w:t>
+      </w:r>
+    </w:p>
+    <w:p>
+      <w:pPr>
+        <w:pStyle w:val="ListBullet"/>
+        <w:spacing w:line="240" w:lineRule="auto"/>
+        <w:ind w:left="720"/>
+      </w:pPr>
+      <w:r>
+        <w:rPr>
+          <w:lang w:val="pt_PT" w:bidi="pt_PT"/>
+        </w:rPr>
+      </w:r>
+      <w:r>
+        <w:rPr>
+          <w:lang w:val="pt_PT" w:bidi="pt_PT"/>
+        </w:rPr>
+        <w:t>Daniel 10.14–15</w:t>
+      </w:r>
+    </w:p>
+    <w:p>
+      <w:pPr>
+        <w:pStyle w:val="ListBullet"/>
+        <w:spacing w:line="240" w:lineRule="auto"/>
+        <w:ind w:left="720"/>
+      </w:pPr>
+      <w:r>
+        <w:rPr>
+          <w:lang w:val="pt_PT" w:bidi="pt_PT"/>
+        </w:rPr>
+      </w:r>
+      <w:r>
+        <w:rPr>
+          <w:lang w:val="pt_PT" w:bidi="pt_PT"/>
+        </w:rPr>
+        <w:t>Hebreus 1.2</w:t>
+      </w:r>
+    </w:p>
+    <w:p>
+      <w:pPr>
+        <w:pStyle w:val="ListBullet"/>
+        <w:spacing w:line="240" w:lineRule="auto"/>
+        <w:ind w:left="720"/>
+      </w:pPr>
+      <w:r>
+        <w:rPr>
+          <w:lang w:val="pt_PT" w:bidi="pt_PT"/>
+        </w:rPr>
+      </w:r>
+      <w:r>
+        <w:rPr>
+          <w:lang w:val="pt_PT" w:bidi="pt_PT"/>
+        </w:rPr>
+        <w:t>Isaías 2.2</w:t>
+      </w:r>
+    </w:p>
+    <w:p>
+      <w:pPr>
+        <w:pStyle w:val="ListBullet"/>
+        <w:spacing w:line="240" w:lineRule="auto"/>
+        <w:ind w:left="720"/>
+      </w:pPr>
+      <w:r>
+        <w:rPr>
+          <w:lang w:val="pt_PT" w:bidi="pt_PT"/>
+        </w:rPr>
+      </w:r>
+      <w:r>
+        <w:rPr>
+          <w:lang w:val="pt_PT" w:bidi="pt_PT"/>
+        </w:rPr>
+        <w:t>Tiago 5.3</w:t>
+      </w:r>
+    </w:p>
+    <w:p>
+      <w:pPr>
+        <w:pStyle w:val="ListBullet"/>
+        <w:spacing w:line="240" w:lineRule="auto"/>
+        <w:ind w:left="720"/>
+      </w:pPr>
+      <w:r>
+        <w:rPr>
+          <w:lang w:val="pt_PT" w:bidi="pt_PT"/>
+        </w:rPr>
+      </w:r>
+      <w:r>
+        <w:rPr>
+          <w:lang w:val="pt_PT" w:bidi="pt_PT"/>
+        </w:rPr>
+        <w:t>Jeremias 23.19–20</w:t>
+      </w:r>
+    </w:p>
+    <w:p>
+      <w:pPr>
+        <w:pStyle w:val="ListBullet"/>
+        <w:spacing w:line="240" w:lineRule="auto"/>
+        <w:ind w:left="720"/>
+      </w:pPr>
+      <w:r>
+        <w:rPr>
+          <w:lang w:val="pt_PT" w:bidi="pt_PT"/>
+        </w:rPr>
+      </w:r>
+      <w:r>
+        <w:rPr>
+          <w:lang w:val="pt_PT" w:bidi="pt_PT"/>
+        </w:rPr>
+        <w:t>João 11.24–26</w:t>
+      </w:r>
+    </w:p>
+    <w:p>
+      <w:pPr>
+        <w:pStyle w:val="ListBullet"/>
+        <w:spacing w:line="240" w:lineRule="auto"/>
+        <w:ind w:left="720"/>
+      </w:pPr>
+      <w:r>
+        <w:rPr>
+          <w:lang w:val="pt_PT" w:bidi="pt_PT"/>
+        </w:rPr>
+      </w:r>
+      <w:r>
+        <w:rPr>
+          <w:lang w:val="pt_PT" w:bidi="pt_PT"/>
+        </w:rPr>
+        <w:t>Miquéias 4.1</w:t>
+      </w:r>
     </w:p>
     <w:p>
       <w:pPr>
@@ -955,90 +907,66 @@
           <w:lang w:val="pt_PT" w:bidi="pt_PT"/>
         </w:rPr>
       </w:r>
-      <w:hyperlink r:id="rId21">
-        <w:r>
-          <w:rPr>
-            <w:lang w:val="pt_PT" w:bidi="pt_PT"/>
-          </w:rPr>
-          <w:rPr>
-            <w:color w:val="0000EE"/>
-            <w:u w:val="single"/>
-          </w:rPr>
-          <w:t>1 Reis 6.31–32</w:t>
-        </w:r>
-      </w:hyperlink>
-    </w:p>
-    <w:p>
-      <w:pPr>
-        <w:pStyle w:val="ListBullet"/>
-        <w:spacing w:line="240" w:lineRule="auto"/>
-        <w:ind w:left="720"/>
-      </w:pPr>
-      <w:r>
-        <w:rPr>
-          <w:lang w:val="pt_PT" w:bidi="pt_PT"/>
-        </w:rPr>
-      </w:r>
-      <w:hyperlink r:id="rId22">
-        <w:r>
-          <w:rPr>
-            <w:lang w:val="pt_PT" w:bidi="pt_PT"/>
-          </w:rPr>
-          <w:rPr>
-            <w:color w:val="0000EE"/>
-            <w:u w:val="single"/>
-          </w:rPr>
-          <w:t>Deuteronômio 11.20</w:t>
-        </w:r>
-      </w:hyperlink>
-    </w:p>
-    <w:p>
-      <w:pPr>
-        <w:pStyle w:val="ListBullet"/>
-        <w:spacing w:line="240" w:lineRule="auto"/>
-        <w:ind w:left="720"/>
-      </w:pPr>
-      <w:r>
-        <w:rPr>
-          <w:lang w:val="pt_PT" w:bidi="pt_PT"/>
-        </w:rPr>
-      </w:r>
-      <w:hyperlink r:id="rId23">
-        <w:r>
-          <w:rPr>
-            <w:lang w:val="pt_PT" w:bidi="pt_PT"/>
-          </w:rPr>
-          <w:rPr>
-            <w:color w:val="0000EE"/>
-            <w:u w:val="single"/>
-          </w:rPr>
-          <w:t>Êxodo 12.7</w:t>
-        </w:r>
-      </w:hyperlink>
-    </w:p>
-    <w:p>
-      <w:pPr>
-        <w:pStyle w:val="ListBullet"/>
-        <w:spacing w:line="240" w:lineRule="auto"/>
-        <w:ind w:left="720"/>
-      </w:pPr>
-      <w:r>
-        <w:rPr>
-          <w:lang w:val="pt_PT" w:bidi="pt_PT"/>
-        </w:rPr>
-      </w:r>
-      <w:hyperlink r:id="rId24">
-        <w:r>
-          <w:rPr>
-            <w:lang w:val="pt_PT" w:bidi="pt_PT"/>
-          </w:rPr>
-          <w:rPr>
-            <w:color w:val="0000EE"/>
-            <w:u w:val="single"/>
-          </w:rPr>
-          <w:t>Isaías 57.7–8</w:t>
-        </w:r>
-      </w:hyperlink>
+      <w:r>
+        <w:rPr>
+          <w:lang w:val="pt_PT" w:bidi="pt_PT"/>
+        </w:rPr>
+        <w:t>1 Reis 6.31–32</w:t>
+      </w:r>
+    </w:p>
+    <w:p>
+      <w:pPr>
+        <w:pStyle w:val="ListBullet"/>
+        <w:spacing w:line="240" w:lineRule="auto"/>
+        <w:ind w:left="720"/>
+      </w:pPr>
+      <w:r>
+        <w:rPr>
+          <w:lang w:val="pt_PT" w:bidi="pt_PT"/>
+        </w:rPr>
+      </w:r>
+      <w:r>
+        <w:rPr>
+          <w:lang w:val="pt_PT" w:bidi="pt_PT"/>
+        </w:rPr>
+        <w:t>Deuteronômio 11.20</w:t>
+      </w:r>
+    </w:p>
+    <w:p>
+      <w:pPr>
+        <w:pStyle w:val="ListBullet"/>
+        <w:spacing w:line="240" w:lineRule="auto"/>
+        <w:ind w:left="720"/>
+      </w:pPr>
+      <w:r>
+        <w:rPr>
+          <w:lang w:val="pt_PT" w:bidi="pt_PT"/>
+        </w:rPr>
+      </w:r>
+      <w:r>
+        <w:rPr>
+          <w:lang w:val="pt_PT" w:bidi="pt_PT"/>
+        </w:rPr>
+        <w:t>Êxodo 12.7</w:t>
+      </w:r>
+    </w:p>
+    <w:p>
+      <w:pPr>
+        <w:pStyle w:val="ListBullet"/>
+        <w:spacing w:line="240" w:lineRule="auto"/>
+        <w:ind w:left="720"/>
+      </w:pPr>
+      <w:r>
+        <w:rPr>
+          <w:lang w:val="pt_PT" w:bidi="pt_PT"/>
+        </w:rPr>
+      </w:r>
+      <w:r>
+        <w:rPr>
+          <w:lang w:val="pt_PT" w:bidi="pt_PT"/>
+        </w:rPr>
+        <w:t>Isaías 57.7–8</w:t>
+      </w:r>
     </w:p>
     <w:p>
       <w:pPr>
@@ -1463,186 +1391,138 @@
           <w:lang w:val="pt_PT" w:bidi="pt_PT"/>
         </w:rPr>
       </w:r>
-      <w:hyperlink r:id="rId25">
-        <w:r>
-          <w:rPr>
-            <w:lang w:val="pt_PT" w:bidi="pt_PT"/>
-          </w:rPr>
-          <w:rPr>
-            <w:color w:val="0000EE"/>
-            <w:u w:val="single"/>
-          </w:rPr>
-          <w:t>1 João 2.20</w:t>
-        </w:r>
-      </w:hyperlink>
-    </w:p>
-    <w:p>
-      <w:pPr>
-        <w:pStyle w:val="ListBullet"/>
-        <w:spacing w:line="240" w:lineRule="auto"/>
-        <w:ind w:left="720"/>
-      </w:pPr>
-      <w:r>
-        <w:rPr>
-          <w:lang w:val="pt_PT" w:bidi="pt_PT"/>
-        </w:rPr>
-      </w:r>
-      <w:hyperlink r:id="rId26">
-        <w:r>
-          <w:rPr>
-            <w:lang w:val="pt_PT" w:bidi="pt_PT"/>
-          </w:rPr>
-          <w:rPr>
-            <w:color w:val="0000EE"/>
-            <w:u w:val="single"/>
-          </w:rPr>
-          <w:t>1 João 2.27</w:t>
-        </w:r>
-      </w:hyperlink>
-    </w:p>
-    <w:p>
-      <w:pPr>
-        <w:pStyle w:val="ListBullet"/>
-        <w:spacing w:line="240" w:lineRule="auto"/>
-        <w:ind w:left="720"/>
-      </w:pPr>
-      <w:r>
-        <w:rPr>
-          <w:lang w:val="pt_PT" w:bidi="pt_PT"/>
-        </w:rPr>
-      </w:r>
-      <w:hyperlink r:id="rId27">
-        <w:r>
-          <w:rPr>
-            <w:lang w:val="pt_PT" w:bidi="pt_PT"/>
-          </w:rPr>
-          <w:rPr>
-            <w:color w:val="0000EE"/>
-            <w:u w:val="single"/>
-          </w:rPr>
-          <w:t>2 Coríntios 1.21</w:t>
-        </w:r>
-      </w:hyperlink>
-    </w:p>
-    <w:p>
-      <w:pPr>
-        <w:pStyle w:val="ListBullet"/>
-        <w:spacing w:line="240" w:lineRule="auto"/>
-        <w:ind w:left="720"/>
-      </w:pPr>
-      <w:r>
-        <w:rPr>
-          <w:lang w:val="pt_PT" w:bidi="pt_PT"/>
-        </w:rPr>
-      </w:r>
-      <w:hyperlink r:id="rId28">
-        <w:r>
-          <w:rPr>
-            <w:lang w:val="pt_PT" w:bidi="pt_PT"/>
-          </w:rPr>
-          <w:rPr>
-            <w:color w:val="0000EE"/>
-            <w:u w:val="single"/>
-          </w:rPr>
-          <w:t>1 Samuel 16.2–3</w:t>
-        </w:r>
-      </w:hyperlink>
-    </w:p>
-    <w:p>
-      <w:pPr>
-        <w:pStyle w:val="ListBullet"/>
-        <w:spacing w:line="240" w:lineRule="auto"/>
-        <w:ind w:left="720"/>
-      </w:pPr>
-      <w:r>
-        <w:rPr>
-          <w:lang w:val="pt_PT" w:bidi="pt_PT"/>
-        </w:rPr>
-      </w:r>
-      <w:hyperlink r:id="rId29">
-        <w:r>
-          <w:rPr>
-            <w:lang w:val="pt_PT" w:bidi="pt_PT"/>
-          </w:rPr>
-          <w:rPr>
-            <w:color w:val="0000EE"/>
-            <w:u w:val="single"/>
-          </w:rPr>
-          <w:t>Atos 4.27–28</w:t>
-        </w:r>
-      </w:hyperlink>
-    </w:p>
-    <w:p>
-      <w:pPr>
-        <w:pStyle w:val="ListBullet"/>
-        <w:spacing w:line="240" w:lineRule="auto"/>
-        <w:ind w:left="720"/>
-      </w:pPr>
-      <w:r>
-        <w:rPr>
-          <w:lang w:val="pt_PT" w:bidi="pt_PT"/>
-        </w:rPr>
-      </w:r>
-      <w:hyperlink r:id="rId30">
-        <w:r>
-          <w:rPr>
-            <w:lang w:val="pt_PT" w:bidi="pt_PT"/>
-          </w:rPr>
-          <w:rPr>
-            <w:color w:val="0000EE"/>
-            <w:u w:val="single"/>
-          </w:rPr>
-          <w:t>Amós 6.5–6</w:t>
-        </w:r>
-      </w:hyperlink>
-    </w:p>
-    <w:p>
-      <w:pPr>
-        <w:pStyle w:val="ListBullet"/>
-        <w:spacing w:line="240" w:lineRule="auto"/>
-        <w:ind w:left="720"/>
-      </w:pPr>
-      <w:r>
-        <w:rPr>
-          <w:lang w:val="pt_PT" w:bidi="pt_PT"/>
-        </w:rPr>
-      </w:r>
-      <w:hyperlink r:id="rId31">
-        <w:r>
-          <w:rPr>
-            <w:lang w:val="pt_PT" w:bidi="pt_PT"/>
-          </w:rPr>
-          <w:rPr>
-            <w:color w:val="0000EE"/>
-            <w:u w:val="single"/>
-          </w:rPr>
-          <w:t>Êxodo 29.5–7</w:t>
-        </w:r>
-      </w:hyperlink>
-    </w:p>
-    <w:p>
-      <w:pPr>
-        <w:pStyle w:val="ListBullet"/>
-        <w:spacing w:line="240" w:lineRule="auto"/>
-        <w:ind w:left="720"/>
-      </w:pPr>
-      <w:r>
-        <w:rPr>
-          <w:lang w:val="pt_PT" w:bidi="pt_PT"/>
-        </w:rPr>
-      </w:r>
-      <w:hyperlink r:id="rId32">
-        <w:r>
-          <w:rPr>
-            <w:lang w:val="pt_PT" w:bidi="pt_PT"/>
-          </w:rPr>
-          <w:rPr>
-            <w:color w:val="0000EE"/>
-            <w:u w:val="single"/>
-          </w:rPr>
-          <w:t>Tiago 5.13–15</w:t>
-        </w:r>
-      </w:hyperlink>
+      <w:r>
+        <w:rPr>
+          <w:lang w:val="pt_PT" w:bidi="pt_PT"/>
+        </w:rPr>
+        <w:t>1 João 2.20</w:t>
+      </w:r>
+    </w:p>
+    <w:p>
+      <w:pPr>
+        <w:pStyle w:val="ListBullet"/>
+        <w:spacing w:line="240" w:lineRule="auto"/>
+        <w:ind w:left="720"/>
+      </w:pPr>
+      <w:r>
+        <w:rPr>
+          <w:lang w:val="pt_PT" w:bidi="pt_PT"/>
+        </w:rPr>
+      </w:r>
+      <w:r>
+        <w:rPr>
+          <w:lang w:val="pt_PT" w:bidi="pt_PT"/>
+        </w:rPr>
+        <w:t>1 João 2.27</w:t>
+      </w:r>
+    </w:p>
+    <w:p>
+      <w:pPr>
+        <w:pStyle w:val="ListBullet"/>
+        <w:spacing w:line="240" w:lineRule="auto"/>
+        <w:ind w:left="720"/>
+      </w:pPr>
+      <w:r>
+        <w:rPr>
+          <w:lang w:val="pt_PT" w:bidi="pt_PT"/>
+        </w:rPr>
+      </w:r>
+      <w:r>
+        <w:rPr>
+          <w:lang w:val="pt_PT" w:bidi="pt_PT"/>
+        </w:rPr>
+        <w:t>2 Coríntios 1.21</w:t>
+      </w:r>
+    </w:p>
+    <w:p>
+      <w:pPr>
+        <w:pStyle w:val="ListBullet"/>
+        <w:spacing w:line="240" w:lineRule="auto"/>
+        <w:ind w:left="720"/>
+      </w:pPr>
+      <w:r>
+        <w:rPr>
+          <w:lang w:val="pt_PT" w:bidi="pt_PT"/>
+        </w:rPr>
+      </w:r>
+      <w:r>
+        <w:rPr>
+          <w:lang w:val="pt_PT" w:bidi="pt_PT"/>
+        </w:rPr>
+        <w:t>1 Samuel 16.2–3</w:t>
+      </w:r>
+    </w:p>
+    <w:p>
+      <w:pPr>
+        <w:pStyle w:val="ListBullet"/>
+        <w:spacing w:line="240" w:lineRule="auto"/>
+        <w:ind w:left="720"/>
+      </w:pPr>
+      <w:r>
+        <w:rPr>
+          <w:lang w:val="pt_PT" w:bidi="pt_PT"/>
+        </w:rPr>
+      </w:r>
+      <w:r>
+        <w:rPr>
+          <w:lang w:val="pt_PT" w:bidi="pt_PT"/>
+        </w:rPr>
+        <w:t>Atos 4.27–28</w:t>
+      </w:r>
+    </w:p>
+    <w:p>
+      <w:pPr>
+        <w:pStyle w:val="ListBullet"/>
+        <w:spacing w:line="240" w:lineRule="auto"/>
+        <w:ind w:left="720"/>
+      </w:pPr>
+      <w:r>
+        <w:rPr>
+          <w:lang w:val="pt_PT" w:bidi="pt_PT"/>
+        </w:rPr>
+      </w:r>
+      <w:r>
+        <w:rPr>
+          <w:lang w:val="pt_PT" w:bidi="pt_PT"/>
+        </w:rPr>
+        <w:t>Amós 6.5–6</w:t>
+      </w:r>
+    </w:p>
+    <w:p>
+      <w:pPr>
+        <w:pStyle w:val="ListBullet"/>
+        <w:spacing w:line="240" w:lineRule="auto"/>
+        <w:ind w:left="720"/>
+      </w:pPr>
+      <w:r>
+        <w:rPr>
+          <w:lang w:val="pt_PT" w:bidi="pt_PT"/>
+        </w:rPr>
+      </w:r>
+      <w:r>
+        <w:rPr>
+          <w:lang w:val="pt_PT" w:bidi="pt_PT"/>
+        </w:rPr>
+        <w:t>Êxodo 29.5–7</w:t>
+      </w:r>
+    </w:p>
+    <w:p>
+      <w:pPr>
+        <w:pStyle w:val="ListBullet"/>
+        <w:spacing w:line="240" w:lineRule="auto"/>
+        <w:ind w:left="720"/>
+      </w:pPr>
+      <w:r>
+        <w:rPr>
+          <w:lang w:val="pt_PT" w:bidi="pt_PT"/>
+        </w:rPr>
+      </w:r>
+      <w:r>
+        <w:rPr>
+          <w:lang w:val="pt_PT" w:bidi="pt_PT"/>
+        </w:rPr>
+        <w:t>Tiago 5.13–15</w:t>
+      </w:r>
     </w:p>
     <w:p>
       <w:pPr>
@@ -1902,42 +1782,30 @@
           <w:lang w:val="pt_PT" w:bidi="pt_PT"/>
         </w:rPr>
       </w:r>
-      <w:hyperlink r:id="rId33">
-        <w:r>
-          <w:rPr>
-            <w:lang w:val="pt_PT" w:bidi="pt_PT"/>
-          </w:rPr>
-          <w:rPr>
-            <w:color w:val="0000EE"/>
-            <w:u w:val="single"/>
-          </w:rPr>
-          <w:t>Gênesis 11.27–28</w:t>
-        </w:r>
-      </w:hyperlink>
-    </w:p>
-    <w:p>
-      <w:pPr>
-        <w:pStyle w:val="ListBullet"/>
-        <w:spacing w:line="240" w:lineRule="auto"/>
-        <w:ind w:left="720"/>
-      </w:pPr>
-      <w:r>
-        <w:rPr>
-          <w:lang w:val="pt_PT" w:bidi="pt_PT"/>
-        </w:rPr>
-      </w:r>
-      <w:hyperlink r:id="rId34">
-        <w:r>
-          <w:rPr>
-            <w:lang w:val="pt_PT" w:bidi="pt_PT"/>
-          </w:rPr>
-          <w:rPr>
-            <w:color w:val="0000EE"/>
-            <w:u w:val="single"/>
-          </w:rPr>
-          <w:t>Gênesis 11.31</w:t>
-        </w:r>
-      </w:hyperlink>
+      <w:r>
+        <w:rPr>
+          <w:lang w:val="pt_PT" w:bidi="pt_PT"/>
+        </w:rPr>
+        <w:t>Gênesis 11.27–28</w:t>
+      </w:r>
+    </w:p>
+    <w:p>
+      <w:pPr>
+        <w:pStyle w:val="ListBullet"/>
+        <w:spacing w:line="240" w:lineRule="auto"/>
+        <w:ind w:left="720"/>
+      </w:pPr>
+      <w:r>
+        <w:rPr>
+          <w:lang w:val="pt_PT" w:bidi="pt_PT"/>
+        </w:rPr>
+      </w:r>
+      <w:r>
+        <w:rPr>
+          <w:lang w:val="pt_PT" w:bidi="pt_PT"/>
+        </w:rPr>
+        <w:t>Gênesis 11.31</w:t>
+      </w:r>
     </w:p>
     <w:p>
       <w:pPr>
@@ -2197,90 +2065,66 @@
           <w:lang w:val="pt_PT" w:bidi="pt_PT"/>
         </w:rPr>
       </w:r>
-      <w:hyperlink r:id="rId35">
-        <w:r>
-          <w:rPr>
-            <w:lang w:val="pt_PT" w:bidi="pt_PT"/>
-          </w:rPr>
-          <w:rPr>
-            <w:color w:val="0000EE"/>
-            <w:u w:val="single"/>
-          </w:rPr>
-          <w:t>1 Reis 15.5</w:t>
-        </w:r>
-      </w:hyperlink>
-    </w:p>
-    <w:p>
-      <w:pPr>
-        <w:pStyle w:val="ListBullet"/>
-        <w:spacing w:line="240" w:lineRule="auto"/>
-        <w:ind w:left="720"/>
-      </w:pPr>
-      <w:r>
-        <w:rPr>
-          <w:lang w:val="pt_PT" w:bidi="pt_PT"/>
-        </w:rPr>
-      </w:r>
-      <w:hyperlink r:id="rId36">
-        <w:r>
-          <w:rPr>
-            <w:lang w:val="pt_PT" w:bidi="pt_PT"/>
-          </w:rPr>
-          <w:rPr>
-            <w:color w:val="0000EE"/>
-            <w:u w:val="single"/>
-          </w:rPr>
-          <w:t>2 Samuel 11.3</w:t>
-        </w:r>
-      </w:hyperlink>
-    </w:p>
-    <w:p>
-      <w:pPr>
-        <w:pStyle w:val="ListBullet"/>
-        <w:spacing w:line="240" w:lineRule="auto"/>
-        <w:ind w:left="720"/>
-      </w:pPr>
-      <w:r>
-        <w:rPr>
-          <w:lang w:val="pt_PT" w:bidi="pt_PT"/>
-        </w:rPr>
-      </w:r>
-      <w:hyperlink r:id="rId37">
-        <w:r>
-          <w:rPr>
-            <w:lang w:val="pt_PT" w:bidi="pt_PT"/>
-          </w:rPr>
-          <w:rPr>
-            <w:color w:val="0000EE"/>
-            <w:u w:val="single"/>
-          </w:rPr>
-          <w:t>2 Samuel 11.26–27</w:t>
-        </w:r>
-      </w:hyperlink>
-    </w:p>
-    <w:p>
-      <w:pPr>
-        <w:pStyle w:val="ListBullet"/>
-        <w:spacing w:line="240" w:lineRule="auto"/>
-        <w:ind w:left="720"/>
-      </w:pPr>
-      <w:r>
-        <w:rPr>
-          <w:lang w:val="pt_PT" w:bidi="pt_PT"/>
-        </w:rPr>
-      </w:r>
-      <w:hyperlink r:id="rId38">
-        <w:r>
-          <w:rPr>
-            <w:lang w:val="pt_PT" w:bidi="pt_PT"/>
-          </w:rPr>
-          <w:rPr>
-            <w:color w:val="0000EE"/>
-            <w:u w:val="single"/>
-          </w:rPr>
-          <w:t>Neemias 3.4</w:t>
-        </w:r>
-      </w:hyperlink>
+      <w:r>
+        <w:rPr>
+          <w:lang w:val="pt_PT" w:bidi="pt_PT"/>
+        </w:rPr>
+        <w:t>1 Reis 15.5</w:t>
+      </w:r>
+    </w:p>
+    <w:p>
+      <w:pPr>
+        <w:pStyle w:val="ListBullet"/>
+        <w:spacing w:line="240" w:lineRule="auto"/>
+        <w:ind w:left="720"/>
+      </w:pPr>
+      <w:r>
+        <w:rPr>
+          <w:lang w:val="pt_PT" w:bidi="pt_PT"/>
+        </w:rPr>
+      </w:r>
+      <w:r>
+        <w:rPr>
+          <w:lang w:val="pt_PT" w:bidi="pt_PT"/>
+        </w:rPr>
+        <w:t>2 Samuel 11.3</w:t>
+      </w:r>
+    </w:p>
+    <w:p>
+      <w:pPr>
+        <w:pStyle w:val="ListBullet"/>
+        <w:spacing w:line="240" w:lineRule="auto"/>
+        <w:ind w:left="720"/>
+      </w:pPr>
+      <w:r>
+        <w:rPr>
+          <w:lang w:val="pt_PT" w:bidi="pt_PT"/>
+        </w:rPr>
+      </w:r>
+      <w:r>
+        <w:rPr>
+          <w:lang w:val="pt_PT" w:bidi="pt_PT"/>
+        </w:rPr>
+        <w:t>2 Samuel 11.26–27</w:t>
+      </w:r>
+    </w:p>
+    <w:p>
+      <w:pPr>
+        <w:pStyle w:val="ListBullet"/>
+        <w:spacing w:line="240" w:lineRule="auto"/>
+        <w:ind w:left="720"/>
+      </w:pPr>
+      <w:r>
+        <w:rPr>
+          <w:lang w:val="pt_PT" w:bidi="pt_PT"/>
+        </w:rPr>
+      </w:r>
+      <w:r>
+        <w:rPr>
+          <w:lang w:val="pt_PT" w:bidi="pt_PT"/>
+        </w:rPr>
+        <w:t>Neemias 3.4</w:t>
+      </w:r>
     </w:p>
     <w:p>
       <w:pPr>
@@ -2885,138 +2729,102 @@
           <w:lang w:val="pt_PT" w:bidi="pt_PT"/>
         </w:rPr>
       </w:r>
-      <w:hyperlink r:id="rId39">
-        <w:r>
-          <w:rPr>
-            <w:lang w:val="pt_PT" w:bidi="pt_PT"/>
-          </w:rPr>
-          <w:rPr>
-            <w:color w:val="0000EE"/>
-            <w:u w:val="single"/>
-          </w:rPr>
-          <w:t>Deuteronômio 23.24</w:t>
-        </w:r>
-      </w:hyperlink>
-    </w:p>
-    <w:p>
-      <w:pPr>
-        <w:pStyle w:val="ListBullet"/>
-        <w:spacing w:line="240" w:lineRule="auto"/>
-        <w:ind w:left="720"/>
-      </w:pPr>
-      <w:r>
-        <w:rPr>
-          <w:lang w:val="pt_PT" w:bidi="pt_PT"/>
-        </w:rPr>
-      </w:r>
-      <w:hyperlink r:id="rId40">
-        <w:r>
-          <w:rPr>
-            <w:lang w:val="pt_PT" w:bidi="pt_PT"/>
-          </w:rPr>
-          <w:rPr>
-            <w:color w:val="0000EE"/>
-            <w:u w:val="single"/>
-          </w:rPr>
-          <w:t>Oseias 9.10</w:t>
-        </w:r>
-      </w:hyperlink>
-    </w:p>
-    <w:p>
-      <w:pPr>
-        <w:pStyle w:val="ListBullet"/>
-        <w:spacing w:line="240" w:lineRule="auto"/>
-        <w:ind w:left="720"/>
-      </w:pPr>
-      <w:r>
-        <w:rPr>
-          <w:lang w:val="pt_PT" w:bidi="pt_PT"/>
-        </w:rPr>
-      </w:r>
-      <w:hyperlink r:id="rId41">
-        <w:r>
-          <w:rPr>
-            <w:lang w:val="pt_PT" w:bidi="pt_PT"/>
-          </w:rPr>
-          <w:rPr>
-            <w:color w:val="0000EE"/>
-            <w:u w:val="single"/>
-          </w:rPr>
-          <w:t>Jó 15.33</w:t>
-        </w:r>
-      </w:hyperlink>
-    </w:p>
-    <w:p>
-      <w:pPr>
-        <w:pStyle w:val="ListBullet"/>
-        <w:spacing w:line="240" w:lineRule="auto"/>
-        <w:ind w:left="720"/>
-      </w:pPr>
-      <w:r>
-        <w:rPr>
-          <w:lang w:val="pt_PT" w:bidi="pt_PT"/>
-        </w:rPr>
-      </w:r>
-      <w:hyperlink r:id="rId42">
-        <w:r>
-          <w:rPr>
-            <w:lang w:val="pt_PT" w:bidi="pt_PT"/>
-          </w:rPr>
-          <w:rPr>
-            <w:color w:val="0000EE"/>
-            <w:u w:val="single"/>
-          </w:rPr>
-          <w:t>Lucas 6.43–44</w:t>
-        </w:r>
-      </w:hyperlink>
-    </w:p>
-    <w:p>
-      <w:pPr>
-        <w:pStyle w:val="ListBullet"/>
-        <w:spacing w:line="240" w:lineRule="auto"/>
-        <w:ind w:left="720"/>
-      </w:pPr>
-      <w:r>
-        <w:rPr>
-          <w:lang w:val="pt_PT" w:bidi="pt_PT"/>
-        </w:rPr>
-      </w:r>
-      <w:hyperlink r:id="rId43">
-        <w:r>
-          <w:rPr>
-            <w:lang w:val="pt_PT" w:bidi="pt_PT"/>
-          </w:rPr>
-          <w:rPr>
-            <w:color w:val="0000EE"/>
-            <w:u w:val="single"/>
-          </w:rPr>
-          <w:t>Mateus 7.15–17</w:t>
-        </w:r>
-      </w:hyperlink>
-    </w:p>
-    <w:p>
-      <w:pPr>
-        <w:pStyle w:val="ListBullet"/>
-        <w:spacing w:line="240" w:lineRule="auto"/>
-        <w:ind w:left="720"/>
-      </w:pPr>
-      <w:r>
-        <w:rPr>
-          <w:lang w:val="pt_PT" w:bidi="pt_PT"/>
-        </w:rPr>
-      </w:r>
-      <w:hyperlink r:id="rId44">
-        <w:r>
-          <w:rPr>
-            <w:lang w:val="pt_PT" w:bidi="pt_PT"/>
-          </w:rPr>
-          <w:rPr>
-            <w:color w:val="0000EE"/>
-            <w:u w:val="single"/>
-          </w:rPr>
-          <w:t>Mateus 21.33</w:t>
-        </w:r>
-      </w:hyperlink>
+      <w:r>
+        <w:rPr>
+          <w:lang w:val="pt_PT" w:bidi="pt_PT"/>
+        </w:rPr>
+        <w:t>Deuteronômio 23.24</w:t>
+      </w:r>
+    </w:p>
+    <w:p>
+      <w:pPr>
+        <w:pStyle w:val="ListBullet"/>
+        <w:spacing w:line="240" w:lineRule="auto"/>
+        <w:ind w:left="720"/>
+      </w:pPr>
+      <w:r>
+        <w:rPr>
+          <w:lang w:val="pt_PT" w:bidi="pt_PT"/>
+        </w:rPr>
+      </w:r>
+      <w:r>
+        <w:rPr>
+          <w:lang w:val="pt_PT" w:bidi="pt_PT"/>
+        </w:rPr>
+        <w:t>Oseias 9.10</w:t>
+      </w:r>
+    </w:p>
+    <w:p>
+      <w:pPr>
+        <w:pStyle w:val="ListBullet"/>
+        <w:spacing w:line="240" w:lineRule="auto"/>
+        <w:ind w:left="720"/>
+      </w:pPr>
+      <w:r>
+        <w:rPr>
+          <w:lang w:val="pt_PT" w:bidi="pt_PT"/>
+        </w:rPr>
+      </w:r>
+      <w:r>
+        <w:rPr>
+          <w:lang w:val="pt_PT" w:bidi="pt_PT"/>
+        </w:rPr>
+        <w:t>Jó 15.33</w:t>
+      </w:r>
+    </w:p>
+    <w:p>
+      <w:pPr>
+        <w:pStyle w:val="ListBullet"/>
+        <w:spacing w:line="240" w:lineRule="auto"/>
+        <w:ind w:left="720"/>
+      </w:pPr>
+      <w:r>
+        <w:rPr>
+          <w:lang w:val="pt_PT" w:bidi="pt_PT"/>
+        </w:rPr>
+      </w:r>
+      <w:r>
+        <w:rPr>
+          <w:lang w:val="pt_PT" w:bidi="pt_PT"/>
+        </w:rPr>
+        <w:t>Lucas 6.43–44</w:t>
+      </w:r>
+    </w:p>
+    <w:p>
+      <w:pPr>
+        <w:pStyle w:val="ListBullet"/>
+        <w:spacing w:line="240" w:lineRule="auto"/>
+        <w:ind w:left="720"/>
+      </w:pPr>
+      <w:r>
+        <w:rPr>
+          <w:lang w:val="pt_PT" w:bidi="pt_PT"/>
+        </w:rPr>
+      </w:r>
+      <w:r>
+        <w:rPr>
+          <w:lang w:val="pt_PT" w:bidi="pt_PT"/>
+        </w:rPr>
+        <w:t>Mateus 7.15–17</w:t>
+      </w:r>
+    </w:p>
+    <w:p>
+      <w:pPr>
+        <w:pStyle w:val="ListBullet"/>
+        <w:spacing w:line="240" w:lineRule="auto"/>
+        <w:ind w:left="720"/>
+      </w:pPr>
+      <w:r>
+        <w:rPr>
+          <w:lang w:val="pt_PT" w:bidi="pt_PT"/>
+        </w:rPr>
+      </w:r>
+      <w:r>
+        <w:rPr>
+          <w:lang w:val="pt_PT" w:bidi="pt_PT"/>
+        </w:rPr>
+        <w:t>Mateus 21.33</w:t>
+      </w:r>
     </w:p>
     <w:p>
       <w:pPr>
@@ -3270,114 +3078,84 @@
           <w:lang w:val="pt_PT" w:bidi="pt_PT"/>
         </w:rPr>
       </w:r>
-      <w:hyperlink r:id="rId45">
-        <w:r>
-          <w:rPr>
-            <w:lang w:val="pt_PT" w:bidi="pt_PT"/>
-          </w:rPr>
-          <w:rPr>
-            <w:color w:val="0000EE"/>
-            <w:u w:val="single"/>
-          </w:rPr>
-          <w:t>2 Reis 14.21</w:t>
-        </w:r>
-      </w:hyperlink>
-    </w:p>
-    <w:p>
-      <w:pPr>
-        <w:pStyle w:val="ListBullet"/>
-        <w:spacing w:line="240" w:lineRule="auto"/>
-        <w:ind w:left="720"/>
-      </w:pPr>
-      <w:r>
-        <w:rPr>
-          <w:lang w:val="pt_PT" w:bidi="pt_PT"/>
-        </w:rPr>
-      </w:r>
-      <w:hyperlink r:id="rId46">
-        <w:r>
-          <w:rPr>
-            <w:lang w:val="pt_PT" w:bidi="pt_PT"/>
-          </w:rPr>
-          <w:rPr>
-            <w:color w:val="0000EE"/>
-            <w:u w:val="single"/>
-          </w:rPr>
-          <w:t>Amós 1.1</w:t>
-        </w:r>
-      </w:hyperlink>
-    </w:p>
-    <w:p>
-      <w:pPr>
-        <w:pStyle w:val="ListBullet"/>
-        <w:spacing w:line="240" w:lineRule="auto"/>
-        <w:ind w:left="720"/>
-      </w:pPr>
-      <w:r>
-        <w:rPr>
-          <w:lang w:val="pt_PT" w:bidi="pt_PT"/>
-        </w:rPr>
-      </w:r>
-      <w:hyperlink r:id="rId47">
-        <w:r>
-          <w:rPr>
-            <w:lang w:val="pt_PT" w:bidi="pt_PT"/>
-          </w:rPr>
-          <w:rPr>
-            <w:color w:val="0000EE"/>
-            <w:u w:val="single"/>
-          </w:rPr>
-          <w:t>Oséias 1.1</w:t>
-        </w:r>
-      </w:hyperlink>
-    </w:p>
-    <w:p>
-      <w:pPr>
-        <w:pStyle w:val="ListBullet"/>
-        <w:spacing w:line="240" w:lineRule="auto"/>
-        <w:ind w:left="720"/>
-      </w:pPr>
-      <w:r>
-        <w:rPr>
-          <w:lang w:val="pt_PT" w:bidi="pt_PT"/>
-        </w:rPr>
-      </w:r>
-      <w:hyperlink r:id="rId48">
-        <w:r>
-          <w:rPr>
-            <w:lang w:val="pt_PT" w:bidi="pt_PT"/>
-          </w:rPr>
-          <w:rPr>
-            <w:color w:val="0000EE"/>
-            <w:u w:val="single"/>
-          </w:rPr>
-          <w:t>Isaías 6.1–2</w:t>
-        </w:r>
-      </w:hyperlink>
-    </w:p>
-    <w:p>
-      <w:pPr>
-        <w:pStyle w:val="ListBullet"/>
-        <w:spacing w:line="240" w:lineRule="auto"/>
-        <w:ind w:left="720"/>
-      </w:pPr>
-      <w:r>
-        <w:rPr>
-          <w:lang w:val="pt_PT" w:bidi="pt_PT"/>
-        </w:rPr>
-      </w:r>
-      <w:hyperlink r:id="rId49">
-        <w:r>
-          <w:rPr>
-            <w:lang w:val="pt_PT" w:bidi="pt_PT"/>
-          </w:rPr>
-          <w:rPr>
-            <w:color w:val="0000EE"/>
-            <w:u w:val="single"/>
-          </w:rPr>
-          <w:t>Mateus 1.7–8</w:t>
-        </w:r>
-      </w:hyperlink>
+      <w:r>
+        <w:rPr>
+          <w:lang w:val="pt_PT" w:bidi="pt_PT"/>
+        </w:rPr>
+        <w:t>2 Reis 14.21</w:t>
+      </w:r>
+    </w:p>
+    <w:p>
+      <w:pPr>
+        <w:pStyle w:val="ListBullet"/>
+        <w:spacing w:line="240" w:lineRule="auto"/>
+        <w:ind w:left="720"/>
+      </w:pPr>
+      <w:r>
+        <w:rPr>
+          <w:lang w:val="pt_PT" w:bidi="pt_PT"/>
+        </w:rPr>
+      </w:r>
+      <w:r>
+        <w:rPr>
+          <w:lang w:val="pt_PT" w:bidi="pt_PT"/>
+        </w:rPr>
+        <w:t>Amós 1.1</w:t>
+      </w:r>
+    </w:p>
+    <w:p>
+      <w:pPr>
+        <w:pStyle w:val="ListBullet"/>
+        <w:spacing w:line="240" w:lineRule="auto"/>
+        <w:ind w:left="720"/>
+      </w:pPr>
+      <w:r>
+        <w:rPr>
+          <w:lang w:val="pt_PT" w:bidi="pt_PT"/>
+        </w:rPr>
+      </w:r>
+      <w:r>
+        <w:rPr>
+          <w:lang w:val="pt_PT" w:bidi="pt_PT"/>
+        </w:rPr>
+        <w:t>Oséias 1.1</w:t>
+      </w:r>
+    </w:p>
+    <w:p>
+      <w:pPr>
+        <w:pStyle w:val="ListBullet"/>
+        <w:spacing w:line="240" w:lineRule="auto"/>
+        <w:ind w:left="720"/>
+      </w:pPr>
+      <w:r>
+        <w:rPr>
+          <w:lang w:val="pt_PT" w:bidi="pt_PT"/>
+        </w:rPr>
+      </w:r>
+      <w:r>
+        <w:rPr>
+          <w:lang w:val="pt_PT" w:bidi="pt_PT"/>
+        </w:rPr>
+        <w:t>Isaías 6.1–2</w:t>
+      </w:r>
+    </w:p>
+    <w:p>
+      <w:pPr>
+        <w:pStyle w:val="ListBullet"/>
+        <w:spacing w:line="240" w:lineRule="auto"/>
+        <w:ind w:left="720"/>
+      </w:pPr>
+      <w:r>
+        <w:rPr>
+          <w:lang w:val="pt_PT" w:bidi="pt_PT"/>
+        </w:rPr>
+      </w:r>
+      <w:r>
+        <w:rPr>
+          <w:lang w:val="pt_PT" w:bidi="pt_PT"/>
+        </w:rPr>
+        <w:t>Mateus 1.7–8</w:t>
+      </w:r>
     </w:p>
     <w:p>
       <w:pPr>

--- a/por/docx/021.content.docx
+++ b/por/docx/021.content.docx
@@ -523,19 +523,7 @@
         <w:rPr>
           <w:lang w:val="pt_PT" w:bidi="pt_PT"/>
         </w:rPr>
-        <w:t xml:space="preserve">, </w:t>
-      </w:r>
-      <w:r>
-        <w:rPr>
-          <w:lang w:val="pt_PT" w:bidi="pt_PT"/>
-        </w:rPr>
-        <w:t>converter</w:t>
-      </w:r>
-      <w:r>
-        <w:rPr>
-          <w:lang w:val="pt_PT" w:bidi="pt_PT"/>
-        </w:rPr>
-        <w:t xml:space="preserve">, </w:t>
+        <w:t xml:space="preserve">, converter, </w:t>
       </w:r>
       <w:r>
         <w:rPr>
